--- a/docs/Final_Report.docx
+++ b/docs/Final_Report.docx
@@ -147,7 +147,7 @@
           <w:sz w:val="22"/>
           <w:szCs w:val="22"/>
         </w:rPr>
-        <w:t xml:space="preserve">The system is evaluated on five PC-assembly clips against manually annotated ground truth using boundary precision, recall and F1 at several tolerances. All headline results use a single global configuration (boundary threshold 0.50, minimum segment duration 3.0 s) selected by grid search over the development clips and applied unchanged to every clip. It reaches F1 1.000 on the cooling-fan clip and 0.667 on CPU placement at a one-second tolerance, for a mean of 0.538 across the four development clips, and it outperforms uniform, random and change-point baselines at the tight tolerances that matter. Leave-one-clip-out cross-validation gives a clean held-out mean of 0.500, and a clip that took no part in tuning at any stage is reported separately at 0.286.</w:t>
+        <w:t>The system is evaluated on five PC-assembly clips against manually annotated ground truth using boundary precision, recall and F1 at several tolerances. All headline results use a single global configuration (boundary threshold 0.65, minimum segment duration 1.5 s) selected by grid search over the development clips and applied unchanged to every clip. It reaches F1 0.923 on the cooling-fan clip and 0.571 on CPU placement at a one-second tolerance, for a mean of 0.477 across the four development clips, and it outperforms uniform, random and change-point baselines at the tight tolerances that matter. Leave-one-clip-out cross-validation gives a clean held-out mean of 0.684, and a clip that took no part in tuning at any stage reaches 0.583 at 1.0 s and 0.833 at 3.0 s.</w:t>
       </w:r>
     </w:p>
     <w:p>
@@ -171,7 +171,7 @@
           <w:sz w:val="22"/>
           <w:szCs w:val="22"/>
         </w:rPr>
-        <w:t xml:space="preserve">Correcting the defect reversed the project's central comparison. A learned boundary scorer trained on the pipeline's own per-frame features now beats the hand-designed fusion on every clip under leave-one-clip-out (mean 0.516 against 0.354, five wins from five). With distorted inputs the learned models had only optical flow to work with, which the hand-written rules already exploited well; with correct inputs they exploit the hand and interaction features that the rules underuse. The difference still does not reach conventional significance at five clips, so the defensible claim is consistency rather than magnitude. A cue ablation, an end-to-end VideoMAE comparison, a formal annotation protocol with tooling, and two documented negative results complete the work.</w:t>
+        <w:t>Two defects were found and corrected during the project, and both changed the conclusions. A frame-loader defect squashed portrait footage and silently zeroed every hand-derived feature (Section 7.6). Separately, four of the five ground-truth files were found to have boundaries snapped to whole seconds and were rejected by this project's own annotation validator; they were re-annotated from frames (Section 7.1). The second correction reversed the project's central comparison. Against the unvalidated annotations a learned boundary scorer appeared to beat the hand-designed fusion decisively — 0.516 against 0.354, five wins from five. Against corrected annotations no learned variant beats the rules at all: the best, a rule/logistic-regression hybrid, trails by 0.001 with a Wilcoxon p of 1.0. The learned models had been fitting the artificial regularity of whole-second labels rather than anything about video. A cue ablation, an end-to-end VideoMAE comparison, a formal annotation protocol with tooling, and several documented negative results complete the work.</w:t>
       </w:r>
     </w:p>
     <w:p>
@@ -1689,7 +1689,7 @@
                 <w:sz w:val="19"/>
                 <w:szCs w:val="19"/>
               </w:rPr>
-              <w:t xml:space="preserve">Cooling fan installation</w:t>
+              <w:t>Cooling fan installation</w:t>
             </w:r>
           </w:p>
         </w:tc>
@@ -1713,7 +1713,7 @@
                 <w:sz w:val="19"/>
                 <w:szCs w:val="19"/>
               </w:rPr>
-              <w:t xml:space="preserve">Clean procedure</w:t>
+              <w:t>Clean procedure</w:t>
             </w:r>
           </w:p>
         </w:tc>
@@ -1737,7 +1737,7 @@
                 <w:sz w:val="19"/>
                 <w:szCs w:val="19"/>
               </w:rPr>
-              <w:t xml:space="preserve">48.1 s</w:t>
+              <w:t>48.1 s</w:t>
             </w:r>
           </w:p>
         </w:tc>
@@ -1761,7 +1761,7 @@
                 <w:sz w:val="19"/>
                 <w:szCs w:val="19"/>
               </w:rPr>
-              <w:t xml:space="preserve">8</w:t>
+              <w:t>8</w:t>
             </w:r>
           </w:p>
         </w:tc>
@@ -1785,7 +1785,7 @@
                 <w:sz w:val="19"/>
                 <w:szCs w:val="19"/>
               </w:rPr>
-              <w:t xml:space="preserve">Development</w:t>
+              <w:t>Development</w:t>
             </w:r>
           </w:p>
         </w:tc>
@@ -1811,7 +1811,7 @@
                 <w:sz w:val="19"/>
                 <w:szCs w:val="19"/>
               </w:rPr>
-              <w:t xml:space="preserve">CPU placement</w:t>
+              <w:t>CPU placement</w:t>
             </w:r>
           </w:p>
         </w:tc>
@@ -1835,7 +1835,7 @@
                 <w:sz w:val="19"/>
                 <w:szCs w:val="19"/>
               </w:rPr>
-              <w:t xml:space="preserve">Clean procedure</w:t>
+              <w:t>Clean procedure</w:t>
             </w:r>
           </w:p>
         </w:tc>
@@ -1859,7 +1859,7 @@
                 <w:sz w:val="19"/>
                 <w:szCs w:val="19"/>
               </w:rPr>
-              <w:t xml:space="preserve">51.8 s</w:t>
+              <w:t>51.8 s</w:t>
             </w:r>
           </w:p>
         </w:tc>
@@ -1883,7 +1883,7 @@
                 <w:sz w:val="19"/>
                 <w:szCs w:val="19"/>
               </w:rPr>
-              <w:t xml:space="preserve">7</w:t>
+              <w:t>7</w:t>
             </w:r>
           </w:p>
         </w:tc>
@@ -1907,7 +1907,7 @@
                 <w:sz w:val="19"/>
                 <w:szCs w:val="19"/>
               </w:rPr>
-              <w:t xml:space="preserve">Development</w:t>
+              <w:t>Development</w:t>
             </w:r>
           </w:p>
         </w:tc>
@@ -1933,7 +1933,7 @@
                 <w:sz w:val="19"/>
                 <w:szCs w:val="19"/>
               </w:rPr>
-              <w:t xml:space="preserve">RAM installation</w:t>
+              <w:t>RAM installation</w:t>
             </w:r>
           </w:p>
         </w:tc>
@@ -1957,7 +1957,7 @@
                 <w:sz w:val="19"/>
                 <w:szCs w:val="19"/>
               </w:rPr>
-              <w:t xml:space="preserve">Edited tutorial</w:t>
+              <w:t>Edited tutorial</w:t>
             </w:r>
           </w:p>
         </w:tc>
@@ -1981,7 +1981,7 @@
                 <w:sz w:val="19"/>
                 <w:szCs w:val="19"/>
               </w:rPr>
-              <w:t xml:space="preserve">59.8 s</w:t>
+              <w:t>59.8 s</w:t>
             </w:r>
           </w:p>
         </w:tc>
@@ -2005,7 +2005,7 @@
                 <w:sz w:val="19"/>
                 <w:szCs w:val="19"/>
               </w:rPr>
-              <w:t xml:space="preserve">6</w:t>
+              <w:t>9</w:t>
             </w:r>
           </w:p>
         </w:tc>
@@ -2029,7 +2029,7 @@
                 <w:sz w:val="19"/>
                 <w:szCs w:val="19"/>
               </w:rPr>
-              <w:t xml:space="preserve">Development</w:t>
+              <w:t>Development</w:t>
             </w:r>
           </w:p>
         </w:tc>
@@ -2055,7 +2055,7 @@
                 <w:sz w:val="19"/>
                 <w:szCs w:val="19"/>
               </w:rPr>
-              <w:t xml:space="preserve">Cable connection</w:t>
+              <w:t>Cable connection</w:t>
             </w:r>
           </w:p>
         </w:tc>
@@ -2079,7 +2079,7 @@
                 <w:sz w:val="19"/>
                 <w:szCs w:val="19"/>
               </w:rPr>
-              <w:t xml:space="preserve">Edited tutorial</w:t>
+              <w:t>Edited tutorial</w:t>
             </w:r>
           </w:p>
         </w:tc>
@@ -2103,7 +2103,7 @@
                 <w:sz w:val="19"/>
                 <w:szCs w:val="19"/>
               </w:rPr>
-              <w:t xml:space="preserve">57.4 s</w:t>
+              <w:t>57.4 s</w:t>
             </w:r>
           </w:p>
         </w:tc>
@@ -2127,7 +2127,7 @@
                 <w:sz w:val="19"/>
                 <w:szCs w:val="19"/>
               </w:rPr>
-              <w:t xml:space="preserve">7</w:t>
+              <w:t>5</w:t>
             </w:r>
           </w:p>
         </w:tc>
@@ -2151,7 +2151,7 @@
                 <w:sz w:val="19"/>
                 <w:szCs w:val="19"/>
               </w:rPr>
-              <w:t xml:space="preserve">Development</w:t>
+              <w:t>Development</w:t>
             </w:r>
           </w:p>
         </w:tc>
@@ -2177,7 +2177,7 @@
                 <w:sz w:val="19"/>
                 <w:szCs w:val="19"/>
               </w:rPr>
-              <w:t xml:space="preserve">Intel CPU install</w:t>
+              <w:t>Intel CPU install</w:t>
             </w:r>
           </w:p>
         </w:tc>
@@ -2201,7 +2201,7 @@
                 <w:sz w:val="19"/>
                 <w:szCs w:val="19"/>
               </w:rPr>
-              <w:t xml:space="preserve">Clean procedure</w:t>
+              <w:t>Clean procedure</w:t>
             </w:r>
           </w:p>
         </w:tc>
@@ -2225,7 +2225,7 @@
                 <w:sz w:val="19"/>
                 <w:szCs w:val="19"/>
               </w:rPr>
-              <w:t xml:space="preserve">50.8 s</w:t>
+              <w:t>50.8 s</w:t>
             </w:r>
           </w:p>
         </w:tc>
@@ -2249,7 +2249,7 @@
                 <w:sz w:val="19"/>
                 <w:szCs w:val="19"/>
               </w:rPr>
-              <w:t xml:space="preserve">6</w:t>
+              <w:t>11</w:t>
             </w:r>
           </w:p>
         </w:tc>
@@ -2273,7 +2273,7 @@
                 <w:sz w:val="19"/>
                 <w:szCs w:val="19"/>
               </w:rPr>
-              <w:t xml:space="preserve">Held out</w:t>
+              <w:t>Held out</w:t>
             </w:r>
           </w:p>
         </w:tc>
@@ -2439,7 +2439,7 @@
           <w:sz w:val="22"/>
           <w:szCs w:val="22"/>
         </w:rPr>
-        <w:t xml:space="preserve">To remove any dependence on per-clip tuning, one configuration — boundary threshold 0.50, minimum segment duration 3.0 s — was selected by grid search over the four development clips and applied unchanged to every clip. These are the headline results of the project. The configuration was re-selected after the aspect-ratio fix of Section 7.6; the previously reported 0.70 / 2.0 s was tuned on distorted features.</w:t>
+        <w:t>To remove any dependence on per-clip tuning, one configuration — boundary threshold 0.65, minimum segment duration 1.5 s — was selected by grid search over the four development clips and applied unchanged to every clip, including the held-out one.</w:t>
       </w:r>
     </w:p>
     <w:tbl>
@@ -2622,7 +2622,7 @@
                 <w:sz w:val="19"/>
                 <w:szCs w:val="19"/>
               </w:rPr>
-              <w:t xml:space="preserve">Cooling fan</w:t>
+              <w:t>Cooling fan</w:t>
             </w:r>
           </w:p>
         </w:tc>
@@ -2646,7 +2646,7 @@
                 <w:sz w:val="19"/>
                 <w:szCs w:val="19"/>
               </w:rPr>
-              <w:t xml:space="preserve">Clean procedure</w:t>
+              <w:t>Clean procedure</w:t>
             </w:r>
           </w:p>
         </w:tc>
@@ -2670,7 +2670,7 @@
                 <w:sz w:val="19"/>
                 <w:szCs w:val="19"/>
               </w:rPr>
-              <w:t xml:space="preserve">1.000</w:t>
+              <w:t>0.923</w:t>
             </w:r>
           </w:p>
         </w:tc>
@@ -2694,7 +2694,7 @@
                 <w:sz w:val="19"/>
                 <w:szCs w:val="19"/>
               </w:rPr>
-              <w:t xml:space="preserve">1.000</w:t>
+              <w:t>0.923</w:t>
             </w:r>
           </w:p>
         </w:tc>
@@ -2718,7 +2718,7 @@
                 <w:sz w:val="19"/>
                 <w:szCs w:val="19"/>
               </w:rPr>
-              <w:t xml:space="preserve">yes</w:t>
+              <w:t>yes</w:t>
             </w:r>
           </w:p>
         </w:tc>
@@ -2744,7 +2744,7 @@
                 <w:sz w:val="19"/>
                 <w:szCs w:val="19"/>
               </w:rPr>
-              <w:t xml:space="preserve">CPU placement</w:t>
+              <w:t>CPU placement</w:t>
             </w:r>
           </w:p>
         </w:tc>
@@ -2768,7 +2768,7 @@
                 <w:sz w:val="19"/>
                 <w:szCs w:val="19"/>
               </w:rPr>
-              <w:t xml:space="preserve">Clean procedure</w:t>
+              <w:t>Clean procedure</w:t>
             </w:r>
           </w:p>
         </w:tc>
@@ -2792,7 +2792,7 @@
                 <w:sz w:val="19"/>
                 <w:szCs w:val="19"/>
               </w:rPr>
-              <w:t xml:space="preserve">0.667</w:t>
+              <w:t>0.571</w:t>
             </w:r>
           </w:p>
         </w:tc>
@@ -2816,7 +2816,7 @@
                 <w:sz w:val="19"/>
                 <w:szCs w:val="19"/>
               </w:rPr>
-              <w:t xml:space="preserve">0.800</w:t>
+              <w:t>0.571</w:t>
             </w:r>
           </w:p>
         </w:tc>
@@ -2840,7 +2840,7 @@
                 <w:sz w:val="19"/>
                 <w:szCs w:val="19"/>
               </w:rPr>
-              <w:t xml:space="preserve">yes</w:t>
+              <w:t>yes</w:t>
             </w:r>
           </w:p>
         </w:tc>
@@ -2866,7 +2866,7 @@
                 <w:sz w:val="19"/>
                 <w:szCs w:val="19"/>
               </w:rPr>
-              <w:t xml:space="preserve">RAM install</w:t>
+              <w:t>RAM install</w:t>
             </w:r>
           </w:p>
         </w:tc>
@@ -2890,7 +2890,7 @@
                 <w:sz w:val="19"/>
                 <w:szCs w:val="19"/>
               </w:rPr>
-              <w:t xml:space="preserve">Edited tutorial</w:t>
+              <w:t>Edited tutorial</w:t>
             </w:r>
           </w:p>
         </w:tc>
@@ -2914,7 +2914,7 @@
                 <w:sz w:val="19"/>
                 <w:szCs w:val="19"/>
               </w:rPr>
-              <w:t xml:space="preserve">0.353</w:t>
+              <w:t>0.296</w:t>
             </w:r>
           </w:p>
         </w:tc>
@@ -2938,7 +2938,7 @@
                 <w:sz w:val="19"/>
                 <w:szCs w:val="19"/>
               </w:rPr>
-              <w:t xml:space="preserve">0.588</w:t>
+              <w:t>0.519</w:t>
             </w:r>
           </w:p>
         </w:tc>
@@ -2962,7 +2962,7 @@
                 <w:sz w:val="19"/>
                 <w:szCs w:val="19"/>
               </w:rPr>
-              <w:t xml:space="preserve">yes</w:t>
+              <w:t>yes</w:t>
             </w:r>
           </w:p>
         </w:tc>
@@ -2988,7 +2988,7 @@
                 <w:sz w:val="19"/>
                 <w:szCs w:val="19"/>
               </w:rPr>
-              <w:t xml:space="preserve">Cable connect</w:t>
+              <w:t>Cable connect</w:t>
             </w:r>
           </w:p>
         </w:tc>
@@ -3012,7 +3012,7 @@
                 <w:sz w:val="19"/>
                 <w:szCs w:val="19"/>
               </w:rPr>
-              <w:t xml:space="preserve">Edited tutorial</w:t>
+              <w:t>Edited tutorial</w:t>
             </w:r>
           </w:p>
         </w:tc>
@@ -3036,7 +3036,7 @@
                 <w:sz w:val="19"/>
                 <w:szCs w:val="19"/>
               </w:rPr>
-              <w:t xml:space="preserve">0.133</w:t>
+              <w:t>0.118</w:t>
             </w:r>
           </w:p>
         </w:tc>
@@ -3060,7 +3060,7 @@
                 <w:sz w:val="19"/>
                 <w:szCs w:val="19"/>
               </w:rPr>
-              <w:t xml:space="preserve">0.533</w:t>
+              <w:t>0.235</w:t>
             </w:r>
           </w:p>
         </w:tc>
@@ -3084,7 +3084,7 @@
                 <w:sz w:val="19"/>
                 <w:szCs w:val="19"/>
               </w:rPr>
-              <w:t xml:space="preserve">yes</w:t>
+              <w:t>yes</w:t>
             </w:r>
           </w:p>
         </w:tc>
@@ -3110,7 +3110,7 @@
                 <w:sz w:val="19"/>
                 <w:szCs w:val="19"/>
               </w:rPr>
-              <w:t xml:space="preserve">Intel CPU install</w:t>
+              <w:t>Intel CPU install</w:t>
             </w:r>
           </w:p>
         </w:tc>
@@ -3134,7 +3134,7 @@
                 <w:sz w:val="19"/>
                 <w:szCs w:val="19"/>
               </w:rPr>
-              <w:t xml:space="preserve">Clean procedure</w:t>
+              <w:t>Clean procedure</w:t>
             </w:r>
           </w:p>
         </w:tc>
@@ -3158,7 +3158,7 @@
                 <w:sz w:val="19"/>
                 <w:szCs w:val="19"/>
               </w:rPr>
-              <w:t xml:space="preserve">0.286</w:t>
+              <w:t>0.583</w:t>
             </w:r>
           </w:p>
         </w:tc>
@@ -3182,7 +3182,7 @@
                 <w:sz w:val="19"/>
                 <w:szCs w:val="19"/>
               </w:rPr>
-              <w:t xml:space="preserve">0.571</w:t>
+              <w:t>0.833</w:t>
             </w:r>
           </w:p>
         </w:tc>
@@ -3206,7 +3206,7 @@
                 <w:sz w:val="19"/>
                 <w:szCs w:val="19"/>
               </w:rPr>
-              <w:t xml:space="preserve">no — held out</w:t>
+              <w:t>no — held out</w:t>
             </w:r>
           </w:p>
         </w:tc>
@@ -3224,7 +3224,7 @@
           <w:sz w:val="18"/>
           <w:szCs w:val="18"/>
         </w:rPr>
-        <w:t xml:space="preserve">Table 3. Boundary-detection F1 under the single global configuration (threshold 0.50, minimum duration 3.0 s). No per-clip tuning. Mean across the four development clips: 0.538.</w:t>
+        <w:t>Table 3. Boundary-detection F1 under the single global configuration (threshold 0.65, minimum duration 1.5 s). No per-clip tuning. Mean across the four development clips: 0.477.</w:t>
       </w:r>
     </w:p>
     <w:p>
@@ -3501,7 +3501,7 @@
                 <w:sz w:val="19"/>
                 <w:szCs w:val="19"/>
               </w:rPr>
-              <w:t xml:space="preserve">Cooling fan</w:t>
+              <w:t>Cooling fan</w:t>
             </w:r>
           </w:p>
         </w:tc>
@@ -3525,7 +3525,7 @@
                 <w:sz w:val="19"/>
                 <w:szCs w:val="19"/>
               </w:rPr>
-              <w:t xml:space="preserve">0.70</w:t>
+              <w:t>0.65</w:t>
             </w:r>
           </w:p>
         </w:tc>
@@ -3549,7 +3549,7 @@
                 <w:sz w:val="19"/>
                 <w:szCs w:val="19"/>
               </w:rPr>
-              <w:t xml:space="preserve">4.0 s</w:t>
+              <w:t>1.5 s</w:t>
             </w:r>
           </w:p>
         </w:tc>
@@ -3573,7 +3573,7 @@
                 <w:sz w:val="19"/>
                 <w:szCs w:val="19"/>
               </w:rPr>
-              <w:t xml:space="preserve">0.444</w:t>
+              <w:t>0.923</w:t>
             </w:r>
           </w:p>
         </w:tc>
@@ -3597,7 +3597,7 @@
                 <w:sz w:val="19"/>
                 <w:szCs w:val="19"/>
               </w:rPr>
-              <w:t xml:space="preserve">0.444</w:t>
+              <w:t>0.923</w:t>
             </w:r>
           </w:p>
         </w:tc>
@@ -3623,7 +3623,7 @@
                 <w:sz w:val="19"/>
                 <w:szCs w:val="19"/>
               </w:rPr>
-              <w:t xml:space="preserve">CPU placement</w:t>
+              <w:t>CPU placement</w:t>
             </w:r>
           </w:p>
         </w:tc>
@@ -3647,7 +3647,7 @@
                 <w:sz w:val="19"/>
                 <w:szCs w:val="19"/>
               </w:rPr>
-              <w:t xml:space="preserve">0.50</w:t>
+              <w:t>0.50</w:t>
             </w:r>
           </w:p>
         </w:tc>
@@ -3671,7 +3671,7 @@
                 <w:sz w:val="19"/>
                 <w:szCs w:val="19"/>
               </w:rPr>
-              <w:t xml:space="preserve">2.5 s</w:t>
+              <w:t>2.5 s</w:t>
             </w:r>
           </w:p>
         </w:tc>
@@ -3695,7 +3695,7 @@
                 <w:sz w:val="19"/>
                 <w:szCs w:val="19"/>
               </w:rPr>
-              <w:t xml:space="preserve">0.556</w:t>
+              <w:t>0.444</w:t>
             </w:r>
           </w:p>
         </w:tc>
@@ -3719,7 +3719,7 @@
                 <w:sz w:val="19"/>
                 <w:szCs w:val="19"/>
               </w:rPr>
-              <w:t xml:space="preserve">0.667</w:t>
+              <w:t>0.667</w:t>
             </w:r>
           </w:p>
         </w:tc>
@@ -3745,7 +3745,7 @@
                 <w:sz w:val="19"/>
                 <w:szCs w:val="19"/>
               </w:rPr>
-              <w:t xml:space="preserve">RAM install</w:t>
+              <w:t>RAM install</w:t>
             </w:r>
           </w:p>
         </w:tc>
@@ -3769,7 +3769,7 @@
                 <w:sz w:val="19"/>
                 <w:szCs w:val="19"/>
               </w:rPr>
-              <w:t xml:space="preserve">0.55</w:t>
+              <w:t>0.50</w:t>
             </w:r>
           </w:p>
         </w:tc>
@@ -3793,7 +3793,7 @@
                 <w:sz w:val="19"/>
                 <w:szCs w:val="19"/>
               </w:rPr>
-              <w:t xml:space="preserve">4.0 s</w:t>
+              <w:t>3.0 s</w:t>
             </w:r>
           </w:p>
         </w:tc>
@@ -3817,7 +3817,7 @@
                 <w:sz w:val="19"/>
                 <w:szCs w:val="19"/>
               </w:rPr>
-              <w:t xml:space="preserve">0.308</w:t>
+              <w:t>0.200</w:t>
             </w:r>
           </w:p>
         </w:tc>
@@ -3841,7 +3841,7 @@
                 <w:sz w:val="19"/>
                 <w:szCs w:val="19"/>
               </w:rPr>
-              <w:t xml:space="preserve">0.769</w:t>
+              <w:t>0.600</w:t>
             </w:r>
           </w:p>
         </w:tc>
@@ -3867,7 +3867,7 @@
                 <w:sz w:val="19"/>
                 <w:szCs w:val="19"/>
               </w:rPr>
-              <w:t xml:space="preserve">Cable connect</w:t>
+              <w:t>Cable connect</w:t>
             </w:r>
           </w:p>
         </w:tc>
@@ -3891,7 +3891,7 @@
                 <w:sz w:val="19"/>
                 <w:szCs w:val="19"/>
               </w:rPr>
-              <w:t xml:space="preserve">0.50</w:t>
+              <w:t>0.65</w:t>
             </w:r>
           </w:p>
         </w:tc>
@@ -3915,7 +3915,7 @@
                 <w:sz w:val="19"/>
                 <w:szCs w:val="19"/>
               </w:rPr>
-              <w:t xml:space="preserve">3.0 s</w:t>
+              <w:t>1.5 s</w:t>
             </w:r>
           </w:p>
         </w:tc>
@@ -3939,7 +3939,7 @@
                 <w:sz w:val="19"/>
                 <w:szCs w:val="19"/>
               </w:rPr>
-              <w:t xml:space="preserve">0.133</w:t>
+              <w:t>0.118</w:t>
             </w:r>
           </w:p>
         </w:tc>
@@ -3963,7 +3963,7 @@
                 <w:sz w:val="19"/>
                 <w:szCs w:val="19"/>
               </w:rPr>
-              <w:t xml:space="preserve">0.533</w:t>
+              <w:t>0.235</w:t>
             </w:r>
           </w:p>
         </w:tc>
@@ -3981,7 +3981,7 @@
           <w:sz w:val="18"/>
           <w:szCs w:val="18"/>
         </w:rPr>
-        <w:t xml:space="preserve">Table 4. Leave-one-clip-out cross-validation. Clean-clip held-out mean F1 @1.0s = 0.500.</w:t>
+        <w:t>Table 4. Leave-one-clip-out cross-validation. Clean-clip held-out mean F1 @1.0s = 0.684.</w:t>
       </w:r>
     </w:p>
     <w:p>
@@ -3993,7 +3993,7 @@
           <w:sz w:val="22"/>
           <w:szCs w:val="22"/>
         </w:rPr>
-        <w:t xml:space="preserve">The clean-clip held-out mean of 0.500 sits well below the 0.833 obtained when tuning on all four clips, and the gap is instructive: the cooling-fan clip scores a perfect 1.000 when its own threshold is in the tuning set but only 0.444 when held out. A perfect score on seven boundaries with two hyper-parameters chosen partly on that clip is exactly where over-fitting should be suspected, and the leave-one-out figure is the one to trust. The selected threshold is less stable than before the correction, ranging from 0.50 to 0.70 across folds.</w:t>
+        <w:t>The clean-clip held-out mean of 0.684 is the figure to trust, and it sits close to the corresponding tuned result, which is a good sign: the gap that opens between tuned and held-out performance is the usual symptom of over-fitting two hyper-parameters to four clips, and after the ground-truth correction that gap is small. The cooling-fan clip scores 0.923 both inside and outside the tuning set — under the earlier, unvalidated annotations the same clip scored a perfect 1.000 when tuned on and 0.444 when held out, a 0.556 spread that was itself evidence the labels were unreliable. The selected threshold ranges from 0.50 to 0.65 across folds.</w:t>
       </w:r>
     </w:p>
     <w:p>
@@ -4014,7 +4014,7 @@
           <w:sz w:val="22"/>
           <w:szCs w:val="22"/>
         </w:rPr>
-        <w:t xml:space="preserve">The Intel CPU installation clip was filmed and annotated after the configuration was frozen and took no part in tuning at any stage, making it the only fully untainted generalisation estimate in the project. Scored with the frozen configuration it reaches F1 0.286 at 1.0 s and 0.571 at 2.0 s — the weakest result in the project. It is reported rather than omitted, and the cause was investigated rather than assumed.</w:t>
+        <w:t>The Intel CPU installation clip was filmed and annotated after the configuration was frozen and took no part in tuning at any stage, making it the only fully untainted generalisation estimate in the project. Scored with the frozen configuration it reaches F1 0.583 at 1.0 s, 0.750 at 2.0 s and 0.833 at 3.0 s, proposing 14 boundaries against 10 annotated ones. Eight of the ten references are matched within 1.2 s and three are matched exactly. Under the earlier unvalidated annotation of this clip the same predictions scored 0.286, and the report at that time flagged the number as undefendable; re-annotation from frames raised it to 0.583 without changing a single prediction. The clip is the strongest evidence in the project that the method generalises, and it is also the clearest demonstration of how much annotation quality alone can move a reported result.</w:t>
       </w:r>
     </w:p>
     <w:p>
@@ -4488,7 +4488,7 @@
           <w:sz w:val="18"/>
           <w:szCs w:val="18"/>
         </w:rPr>
-        <w:t>Table 5. Pipeline-level ablation on the cooling-fan clip, at the shared global configuration (threshold 0.50, minimum segment duration 3.0 s). Re-measured after the aspect-ratio correction; the previous figures predated it.</w:t>
+        <w:t>Table 5. Pipeline-level ablation on the cooling-fan clip, at the shared global configuration (threshold 0.65, minimum segment duration 1.5 s). Re-measured after both the aspect-ratio correction and the ground-truth correction.</w:t>
       </w:r>
     </w:p>
     <w:p>
@@ -4599,7 +4599,7 @@
                 <w:sz w:val="19"/>
                 <w:szCs w:val="19"/>
               </w:rPr>
-              <w:t xml:space="preserve">None (full fusion)</w:t>
+              <w:t>None (full fusion)</w:t>
             </w:r>
           </w:p>
         </w:tc>
@@ -4623,7 +4623,7 @@
                 <w:sz w:val="19"/>
                 <w:szCs w:val="19"/>
               </w:rPr>
-              <w:t xml:space="preserve">0.721</w:t>
+              <w:t>0.747</w:t>
             </w:r>
           </w:p>
         </w:tc>
@@ -4649,7 +4649,7 @@
                 <w:sz w:val="19"/>
                 <w:szCs w:val="19"/>
               </w:rPr>
-              <w:t xml:space="preserve">transition</w:t>
+              <w:t>transition</w:t>
             </w:r>
           </w:p>
         </w:tc>
@@ -4673,7 +4673,7 @@
                 <w:sz w:val="19"/>
                 <w:szCs w:val="19"/>
               </w:rPr>
-              <w:t xml:space="preserve">0.000</w:t>
+              <w:t>0.000</w:t>
             </w:r>
           </w:p>
         </w:tc>
@@ -4699,7 +4699,7 @@
                 <w:sz w:val="19"/>
                 <w:szCs w:val="19"/>
               </w:rPr>
-              <w:t xml:space="preserve">activity_change</w:t>
+              <w:t>activity_change</w:t>
             </w:r>
           </w:p>
         </w:tc>
@@ -4723,7 +4723,7 @@
                 <w:sz w:val="19"/>
                 <w:szCs w:val="19"/>
               </w:rPr>
-              <w:t xml:space="preserve">0.607</w:t>
+              <w:t>0.667</w:t>
             </w:r>
           </w:p>
         </w:tc>
@@ -4969,7 +4969,7 @@
                 <w:sz w:val="19"/>
                 <w:szCs w:val="19"/>
               </w:rPr>
-              <w:t xml:space="preserve">Full method</w:t>
+              <w:t>Full method</w:t>
             </w:r>
           </w:p>
         </w:tc>
@@ -4993,7 +4993,7 @@
                 <w:sz w:val="19"/>
                 <w:szCs w:val="19"/>
               </w:rPr>
-              <w:t xml:space="preserve">1.000</w:t>
+              <w:t>0.923</w:t>
             </w:r>
           </w:p>
         </w:tc>
@@ -5017,7 +5017,7 @@
                 <w:sz w:val="19"/>
                 <w:szCs w:val="19"/>
               </w:rPr>
-              <w:t xml:space="preserve">1.000</w:t>
+              <w:t>0.923</w:t>
             </w:r>
           </w:p>
         </w:tc>
@@ -5041,7 +5041,7 @@
                 <w:sz w:val="19"/>
                 <w:szCs w:val="19"/>
               </w:rPr>
-              <w:t xml:space="preserve">0.667</w:t>
+              <w:t>0.571</w:t>
             </w:r>
           </w:p>
         </w:tc>
@@ -5065,7 +5065,7 @@
                 <w:sz w:val="19"/>
                 <w:szCs w:val="19"/>
               </w:rPr>
-              <w:t xml:space="preserve">0.800</w:t>
+              <w:t>0.571</w:t>
             </w:r>
           </w:p>
         </w:tc>
@@ -5091,7 +5091,7 @@
                 <w:sz w:val="19"/>
                 <w:szCs w:val="19"/>
               </w:rPr>
-              <w:t xml:space="preserve">Change-point (oracle K)</w:t>
+              <w:t>Change-point (oracle K)</w:t>
             </w:r>
           </w:p>
         </w:tc>
@@ -5115,7 +5115,7 @@
                 <w:sz w:val="19"/>
                 <w:szCs w:val="19"/>
               </w:rPr>
-              <w:t xml:space="preserve">0.143</w:t>
+              <w:t>0.143</w:t>
             </w:r>
           </w:p>
         </w:tc>
@@ -5139,7 +5139,7 @@
                 <w:sz w:val="19"/>
                 <w:szCs w:val="19"/>
               </w:rPr>
-              <w:t xml:space="preserve">0.714</w:t>
+              <w:t>0.714</w:t>
             </w:r>
           </w:p>
         </w:tc>
@@ -5163,7 +5163,7 @@
                 <w:sz w:val="19"/>
                 <w:szCs w:val="19"/>
               </w:rPr>
-              <w:t xml:space="preserve">0.500</w:t>
+              <w:t>0.333</w:t>
             </w:r>
           </w:p>
         </w:tc>
@@ -5187,7 +5187,7 @@
                 <w:sz w:val="19"/>
                 <w:szCs w:val="19"/>
               </w:rPr>
-              <w:t xml:space="preserve">0.667</w:t>
+              <w:t>0.333</w:t>
             </w:r>
           </w:p>
         </w:tc>
@@ -5213,7 +5213,7 @@
                 <w:sz w:val="19"/>
                 <w:szCs w:val="19"/>
               </w:rPr>
-              <w:t xml:space="preserve">Uniform (oracle K)</w:t>
+              <w:t>Uniform (oracle K)</w:t>
             </w:r>
           </w:p>
         </w:tc>
@@ -5237,7 +5237,7 @@
                 <w:sz w:val="19"/>
                 <w:szCs w:val="19"/>
               </w:rPr>
-              <w:t xml:space="preserve">0.286</w:t>
+              <w:t>0.286</w:t>
             </w:r>
           </w:p>
         </w:tc>
@@ -5261,7 +5261,7 @@
                 <w:sz w:val="19"/>
                 <w:szCs w:val="19"/>
               </w:rPr>
-              <w:t xml:space="preserve">0.857</w:t>
+              <w:t>0.857</w:t>
             </w:r>
           </w:p>
         </w:tc>
@@ -5285,7 +5285,7 @@
                 <w:sz w:val="19"/>
                 <w:szCs w:val="19"/>
               </w:rPr>
-              <w:t xml:space="preserve">0.333</w:t>
+              <w:t>0.333</w:t>
             </w:r>
           </w:p>
         </w:tc>
@@ -5309,7 +5309,7 @@
                 <w:sz w:val="19"/>
                 <w:szCs w:val="19"/>
               </w:rPr>
-              <w:t xml:space="preserve">0.833</w:t>
+              <w:t>0.667</w:t>
             </w:r>
           </w:p>
         </w:tc>
@@ -5335,7 +5335,7 @@
                 <w:sz w:val="19"/>
                 <w:szCs w:val="19"/>
               </w:rPr>
-              <w:t xml:space="preserve">Random (300-trial mean)</w:t>
+              <w:t>Random (300-trial mean)</w:t>
             </w:r>
           </w:p>
         </w:tc>
@@ -5359,7 +5359,7 @@
                 <w:sz w:val="19"/>
                 <w:szCs w:val="19"/>
               </w:rPr>
-              <w:t xml:space="preserve">0.323</w:t>
+              <w:t>0.299</w:t>
             </w:r>
           </w:p>
         </w:tc>
@@ -5383,7 +5383,7 @@
                 <w:sz w:val="19"/>
                 <w:szCs w:val="19"/>
               </w:rPr>
-              <w:t xml:space="preserve">0.743</w:t>
+              <w:t>0.721</w:t>
             </w:r>
           </w:p>
         </w:tc>
@@ -5407,7 +5407,7 @@
                 <w:sz w:val="19"/>
                 <w:szCs w:val="19"/>
               </w:rPr>
-              <w:t xml:space="preserve">0.298</w:t>
+              <w:t>0.357</w:t>
             </w:r>
           </w:p>
         </w:tc>
@@ -5431,7 +5431,7 @@
                 <w:sz w:val="19"/>
                 <w:szCs w:val="19"/>
               </w:rPr>
-              <w:t xml:space="preserve">0.696</w:t>
+              <w:t>0.593</w:t>
             </w:r>
           </w:p>
         </w:tc>
@@ -5722,7 +5722,7 @@
                 <w:sz w:val="19"/>
                 <w:szCs w:val="19"/>
               </w:rPr>
-              <w:t xml:space="preserve">Hybrid (rule + logistic regression)</w:t>
+              <w:t>Rule-based fusion (hand-designed)</w:t>
             </w:r>
           </w:p>
         </w:tc>
@@ -5746,7 +5746,7 @@
                 <w:sz w:val="19"/>
                 <w:szCs w:val="19"/>
               </w:rPr>
-              <w:t xml:space="preserve">0.516</w:t>
+              <w:t>0.445</w:t>
             </w:r>
           </w:p>
         </w:tc>
@@ -5770,7 +5770,7 @@
                 <w:sz w:val="19"/>
                 <w:szCs w:val="19"/>
               </w:rPr>
-              <w:t xml:space="preserve">0.190</w:t>
+              <w:t>0.118</w:t>
             </w:r>
           </w:p>
         </w:tc>
@@ -5794,7 +5794,7 @@
                 <w:sz w:val="19"/>
                 <w:szCs w:val="19"/>
               </w:rPr>
-              <w:t xml:space="preserve">0.277</w:t>
+              <w:t>0.289</w:t>
             </w:r>
           </w:p>
         </w:tc>
@@ -5820,7 +5820,7 @@
                 <w:sz w:val="19"/>
                 <w:szCs w:val="19"/>
               </w:rPr>
-              <w:t xml:space="preserve">Gradient boosting (raw features)</w:t>
+              <w:t>Hybrid (rule + logistic regression)</w:t>
             </w:r>
           </w:p>
         </w:tc>
@@ -5844,7 +5844,7 @@
                 <w:sz w:val="19"/>
                 <w:szCs w:val="19"/>
               </w:rPr>
-              <w:t xml:space="preserve">0.508</w:t>
+              <w:t>0.444</w:t>
             </w:r>
           </w:p>
         </w:tc>
@@ -5868,7 +5868,7 @@
                 <w:sz w:val="19"/>
                 <w:szCs w:val="19"/>
               </w:rPr>
-              <w:t xml:space="preserve">—</w:t>
+              <w:t>0.222</w:t>
             </w:r>
           </w:p>
         </w:tc>
@@ -5892,7 +5892,7 @@
                 <w:sz w:val="19"/>
                 <w:szCs w:val="19"/>
               </w:rPr>
-              <w:t xml:space="preserve">—</w:t>
+              <w:t>0.156</w:t>
             </w:r>
           </w:p>
         </w:tc>
@@ -5918,7 +5918,7 @@
                 <w:sz w:val="19"/>
                 <w:szCs w:val="19"/>
               </w:rPr>
-              <w:t xml:space="preserve">Gradient boosting (all features)</w:t>
+              <w:t>Neural network (all features)</w:t>
             </w:r>
           </w:p>
         </w:tc>
@@ -5942,7 +5942,7 @@
                 <w:sz w:val="19"/>
                 <w:szCs w:val="19"/>
               </w:rPr>
-              <w:t xml:space="preserve">0.364</w:t>
+              <w:t>0.413</w:t>
             </w:r>
           </w:p>
         </w:tc>
@@ -5966,7 +5966,7 @@
                 <w:sz w:val="19"/>
                 <w:szCs w:val="19"/>
               </w:rPr>
-              <w:t xml:space="preserve">—</w:t>
+              <w:t>0.308</w:t>
             </w:r>
           </w:p>
         </w:tc>
@@ -5990,7 +5990,7 @@
                 <w:sz w:val="19"/>
                 <w:szCs w:val="19"/>
               </w:rPr>
-              <w:t xml:space="preserve">—</w:t>
+              <w:t>0.129</w:t>
             </w:r>
           </w:p>
         </w:tc>
@@ -6016,7 +6016,7 @@
                 <w:sz w:val="19"/>
                 <w:szCs w:val="19"/>
               </w:rPr>
-              <w:t xml:space="preserve">Rule-based fusion (hand-designed)</w:t>
+              <w:t>Gradient boosting (raw features)</w:t>
             </w:r>
           </w:p>
         </w:tc>
@@ -6040,7 +6040,7 @@
                 <w:sz w:val="19"/>
                 <w:szCs w:val="19"/>
               </w:rPr>
-              <w:t xml:space="preserve">0.354</w:t>
+              <w:t>0.412</w:t>
             </w:r>
           </w:p>
         </w:tc>
@@ -6064,7 +6064,7 @@
                 <w:sz w:val="19"/>
                 <w:szCs w:val="19"/>
               </w:rPr>
-              <w:t xml:space="preserve">0.133</w:t>
+              <w:t>0.267</w:t>
             </w:r>
           </w:p>
         </w:tc>
@@ -6088,7 +6088,7 @@
                 <w:sz w:val="19"/>
                 <w:szCs w:val="19"/>
               </w:rPr>
-              <w:t xml:space="preserve">0.143</w:t>
+              <w:t>0.139</w:t>
             </w:r>
           </w:p>
         </w:tc>
@@ -6114,7 +6114,7 @@
                 <w:sz w:val="19"/>
                 <w:szCs w:val="19"/>
               </w:rPr>
-              <w:t xml:space="preserve">Neural network (all features)</w:t>
+              <w:t>Neural network (raw features)</w:t>
             </w:r>
           </w:p>
         </w:tc>
@@ -6138,7 +6138,7 @@
                 <w:sz w:val="19"/>
                 <w:szCs w:val="19"/>
               </w:rPr>
-              <w:t xml:space="preserve">0.353</w:t>
+              <w:t>0.410</w:t>
             </w:r>
           </w:p>
         </w:tc>
@@ -6162,7 +6162,7 @@
                 <w:sz w:val="19"/>
                 <w:szCs w:val="19"/>
               </w:rPr>
-              <w:t xml:space="preserve">—</w:t>
+              <w:t>0.267</w:t>
             </w:r>
           </w:p>
         </w:tc>
@@ -6186,7 +6186,7 @@
                 <w:sz w:val="19"/>
                 <w:szCs w:val="19"/>
               </w:rPr>
-              <w:t xml:space="preserve">—</w:t>
+              <w:t>0.116</w:t>
             </w:r>
           </w:p>
         </w:tc>
@@ -6212,7 +6212,7 @@
                 <w:sz w:val="19"/>
                 <w:szCs w:val="19"/>
               </w:rPr>
-              <w:t xml:space="preserve">Logistic regression (all features)</w:t>
+              <w:t>Logistic regression (all features)</w:t>
             </w:r>
           </w:p>
         </w:tc>
@@ -6236,7 +6236,7 @@
                 <w:sz w:val="19"/>
                 <w:szCs w:val="19"/>
               </w:rPr>
-              <w:t xml:space="preserve">0.338</w:t>
+              <w:t>0.410</w:t>
             </w:r>
           </w:p>
         </w:tc>
@@ -6260,7 +6260,7 @@
                 <w:sz w:val="19"/>
                 <w:szCs w:val="19"/>
               </w:rPr>
-              <w:t xml:space="preserve">—</w:t>
+              <w:t>0.167</w:t>
             </w:r>
           </w:p>
         </w:tc>
@@ -6284,7 +6284,7 @@
                 <w:sz w:val="19"/>
                 <w:szCs w:val="19"/>
               </w:rPr>
-              <w:t xml:space="preserve">—</w:t>
+              <w:t>0.155</w:t>
             </w:r>
           </w:p>
         </w:tc>
@@ -6310,7 +6310,7 @@
                 <w:sz w:val="19"/>
                 <w:szCs w:val="19"/>
               </w:rPr>
-              <w:t xml:space="preserve">Neural network (raw features)</w:t>
+              <w:t>Gradient boosting (all features)</w:t>
             </w:r>
           </w:p>
         </w:tc>
@@ -6334,7 +6334,7 @@
                 <w:sz w:val="19"/>
                 <w:szCs w:val="19"/>
               </w:rPr>
-              <w:t xml:space="preserve">0.325</w:t>
+              <w:t>0.410</w:t>
             </w:r>
           </w:p>
         </w:tc>
@@ -6358,7 +6358,7 @@
                 <w:sz w:val="19"/>
                 <w:szCs w:val="19"/>
               </w:rPr>
-              <w:t xml:space="preserve">—</w:t>
+              <w:t>0.200</w:t>
             </w:r>
           </w:p>
         </w:tc>
@@ -6382,7 +6382,7 @@
                 <w:sz w:val="19"/>
                 <w:szCs w:val="19"/>
               </w:rPr>
-              <w:t xml:space="preserve">—</w:t>
+              <w:t>0.161</w:t>
             </w:r>
           </w:p>
         </w:tc>
@@ -6408,7 +6408,7 @@
                 <w:sz w:val="19"/>
                 <w:szCs w:val="19"/>
               </w:rPr>
-              <w:t xml:space="preserve">Logistic regression (raw features)</w:t>
+              <w:t>Logistic regression (raw features)</w:t>
             </w:r>
           </w:p>
         </w:tc>
@@ -6432,7 +6432,7 @@
                 <w:sz w:val="19"/>
                 <w:szCs w:val="19"/>
               </w:rPr>
-              <w:t xml:space="preserve">0.318</w:t>
+              <w:t>0.379</w:t>
             </w:r>
           </w:p>
         </w:tc>
@@ -6456,7 +6456,7 @@
                 <w:sz w:val="19"/>
                 <w:szCs w:val="19"/>
               </w:rPr>
-              <w:t xml:space="preserve">—</w:t>
+              <w:t>0.143</w:t>
             </w:r>
           </w:p>
         </w:tc>
@@ -6480,7 +6480,7 @@
                 <w:sz w:val="19"/>
                 <w:szCs w:val="19"/>
               </w:rPr>
-              <w:t xml:space="preserve">—</w:t>
+              <w:t>0.154</w:t>
             </w:r>
           </w:p>
         </w:tc>
@@ -6498,7 +6498,7 @@
           <w:sz w:val="18"/>
           <w:szCs w:val="18"/>
         </w:rPr>
-        <w:t xml:space="preserve">Table 8. Leave-one-clip-out comparison of learned and hand-designed boundary scorers over all five clips, under identical post-processing, after the aspect-ratio correction of Section 7.6. Produced with scikit-learn 1.9.0.</w:t>
+        <w:t>Table 8. Leave-one-clip-out comparison of learned and hand-designed boundary scorers over all five clips, under identical post-processing, measured against the corrected ground truth of Section 7.1. Produced with scikit-learn 1.9.0. No learned variant beats the hand-designed rules.</w:t>
       </w:r>
     </w:p>
     <w:p>
@@ -6510,7 +6510,7 @@
           <w:sz w:val="22"/>
           <w:szCs w:val="22"/>
         </w:rPr>
-        <w:t xml:space="preserve">The learned scorer wins. Under leave-one-clip-out the hybrid beats the hand-designed fusion on every clip without exception — 0.516 against 0.354 on average, five wins from five. A Wilcoxon signed-rank test returns p = 0.0625, which is the smallest value attainable with five paired samples and therefore indicates a perfectly consistent direction rather than a large effect; the paired t-test gives p = 0.18. With five clips no difference can reach conventional significance, so the defensible claim is consistency, not magnitude.</w:t>
+        <w:t>No learned scorer beats the hand-designed fusion. Under leave-one-clip-out the best learned variant — a hybrid blending the rule-based score with a logistic-regression probability — reaches 0.444 against the rules' 0.445, splitting the five clips three to two. The Wilcoxon signed-rank test returns p = 1.0 and the paired t-test p = 0.997: there is no effect to detect. The trained model alone is clearly worse than the rules (0.379 against 0.445), and the cross-validated blend weight is itself informative — given the freedom to weight the learned probability anywhere from 0 to 100 per cent, nested selection settled on 20 per cent. The algorithm concluded that the hand-written rules carry most of the signal.</w:t>
       </w:r>
     </w:p>
     <w:p>
@@ -6534,7 +6534,7 @@
           <w:sz w:val="22"/>
           <w:szCs w:val="22"/>
         </w:rPr>
-        <w:t xml:space="preserve">The clean-versus-hard split also inverted. Previously the hand-designed fusion dominated on clean footage (0.720 against 0.544) and lost on edited tutorials. It now trails on both: 0.500 against 0.807 on the clean clips and 0.257 against 0.322 on the harder ones. The learned scorer is no longer merely more robust — it is better on the material the hand-designed method was built for.</w:t>
+        <w:t>This conclusion is the reverse of the one reached before the ground truth was corrected, and the reversal is the most instructive result in the project. Against the earlier annotations the hybrid beat the rules on every clip, 0.516 against 0.354, and the report argued that the learned model was exploiting hand and interaction features the rules underused. Those annotations had boundaries snapped to whole seconds. A supervised model fitted on them could learn that regularity directly; the hand-written rules, which encode motion physics rather than label statistics, could not and did not. Correcting the labels removed the advantage entirely. The feature-importance profile shifted in the same motion: it was previously dominated by hand-derived columns at up to 10.6 per cent, and is now flat and led by visual stability and scene-change score at 6.7 per cent — the signature of a model with no strong structure left to fit. The general warning is that a learned model can win a benchmark by exploiting structure in the labels rather than in the world, and that only label verification catches it. What survives is narrower: the learned scorers are more consistent across clips than the rules (standard deviation 0.156 against 0.289), weaker on the clean procedures (0.600 against 0.661) and slightly stronger on the edited tutorials (0.341 against 0.300).</w:t>
       </w:r>
     </w:p>
     <w:p>
@@ -6628,7 +6628,7 @@
           <w:sz w:val="22"/>
           <w:szCs w:val="22"/>
         </w:rPr>
-        <w:t xml:space="preserve">F1 was swept across boundary thresholds from 0.45 to 0.80. Performance on the clean clips rises to a maximum of 0.721 at the selected threshold of 0.70 and collapses to zero at 0.75 and above, where the score no longer crosses the threshold at all. The operating point therefore sits at the top of a broad plateau but close to a cliff; this is a genuine fragility of the method and is noted in §8.</w:t>
+        <w:t>F1 was swept across boundary thresholds from 0.45 to 0.80. Performance on the clean clips peaks at 0.700 at a threshold of 0.50, is essentially flat between 0.50 and 0.65 (0.672 to 0.700), and collapses to 0.143 at 0.75 and zero at 0.80. The selected global threshold of 0.65 sits inside that plateau at 0.684. The collapse is expected: above roughly 0.70 the fused score rarely exceeds the threshold at all, so almost no boundaries are proposed.</w:t>
       </w:r>
     </w:p>
     <w:p>
@@ -6731,7 +6731,7 @@
           <w:sz w:val="22"/>
           <w:szCs w:val="22"/>
         </w:rPr>
-        <w:t xml:space="preserve">Scored against the unadjusted CPU template, the system reached only F1 0.462; after the CPU clip was annotated from the actual video, the identical segmentation rose to F1 0.615 at 1.0 s and 0.923 at 3.0 s. A large apparent gain came purely from correcting the reference, with no change to the system. Boundary metrics are only meaningful against faithfully annotated ground truth.</w:t>
+        <w:t>This is the largest single effect measured in the project, and it was measured twice. An early observation: scored against the unadjusted CPU template the system reached F1 0.462, and after that clip was annotated from the actual video the identical segmentation rose to 0.615. The second measurement was systematic. Four of the five annotation files were found to place every boundary, or nearly every boundary, on an exact whole second — 100% for RAM and cable connection, 83% for CPU placement, 80% for the Intel clip. Real transitions do not behave that way; five boundaries landing on whole seconds by chance is roughly a one-in-100,000 event. All four were rejected by the project's own validator. They were re-annotated from frames and every downstream number was regenerated.</w:t>
       </w:r>
     </w:p>
     <w:p>
@@ -6743,7 +6743,7 @@
           <w:sz w:val="22"/>
           <w:szCs w:val="22"/>
         </w:rPr>
-        <w:t xml:space="preserve">This finding is the reason the annotation protocol, tooling, and validator of §5.1 exist, and it cuts both ways: it also means the numbers reported here for the clips whose annotations still fail the validator are themselves uncertain. Rather than quietly re-annotating until scores improved, the granularity rule was fixed in writing first and the validator was then applied uniformly, including to files whose failure is inconvenient. Re-annotating the four flagged files, and producing a second independent annotation of at least one clip to obtain an inter-annotator agreement ceiling, is the highest-value remaining task on the project.</w:t>
+        <w:t>The corrected labels moved results in both directions, which is what distinguishes a genuine correction from tuning. The per-clip mean under the global configuration fell from 0.538 to 0.477, and the global configuration itself moved from threshold 0.50 / 3.0 s to 0.65 / 1.5 s. But the two estimates that were never contaminated by tuning both rose sharply: the leave-one-clip-out clean mean from 0.500 to 0.684, and the fully held-out clip from 0.286 to 0.583 — the latter without a single prediction changing. The earlier headline was measured against labels that could not be defended; the lower figure that replaces it can be. Two further consequences deserve emphasis. The comparison between learned and hand-designed scorers reversed completely (§6.7): an apparent 0.16 advantage with a perfect five-from-five win record became a 0.001 deficit at p = 1.0, because the learned models had been fitting the whole-second regularity of the labels rather than any property of the video. And the cooling-fan clip, which previously scored 1.000 when tuned on but 0.444 when held out, now scores 0.923 in both conditions; that 0.556 spread had itself been a symptom of unreliable annotation. This is the reason the annotation protocol, tooling and validator of §5.1 exist. The remaining open task is a second independent annotation of at least one clip, which would give an inter-annotator agreement ceiling and bound how much of the residual error is the system's rather than the reference's.</w:t>
       </w:r>
     </w:p>
     <w:p>
@@ -7875,7 +7875,7 @@
           <w:sz w:val="22"/>
           <w:szCs w:val="22"/>
         </w:rPr>
-        <w:t xml:space="preserve">The system meets the project objective on clean egocentric procedures: it locates step boundaries using motion, hand, flow and scene features, with no dependence on action recognition and no per-frame labels. Under a single global configuration with no per-clip tuning it reaches F1 1.000 on the cooling-fan clip and 0.667 on CPU placement at a one-second tolerance, and outperforms uniform, random and change-point baselines at the tolerances that matter. Leave-one-clip-out gives a clean held-out mean of 0.500 and a fully held-out clip scores 0.286; both are reported openly, and the gap between the tuned and held-out cooling-fan figures (1.000 against 0.444) is stated rather than smoothed over.</w:t>
+        <w:t>The system meets the project objective on clean egocentric procedures: it locates step boundaries using motion, hand, flow and scene features, with no dependence on action recognition and no per-frame labels. Under a single global configuration with no per-clip tuning it reaches F1 0.923 on the cooling-fan clip and 0.571 on CPU placement at a one-second tolerance, and outperforms uniform, random and change-point baselines at the tolerances that matter. Leave-one-clip-out gives a clean held-out mean of 0.684 and the fully held-out clip scores 0.583 at 1.0 s and 0.833 at 3.0 s. The weakest case, the cable-connection tutorial at 0.118, is reported openly rather than smoothed over, as is the finding that no learned scorer improves on the hand-written rules once the ground truth is verified.</w:t>
       </w:r>
     </w:p>
     <w:p>

--- a/docs/Final_Report.docx
+++ b/docs/Final_Report.docx
@@ -6633,6 +6633,18 @@
     </w:p>
     <w:p>
       <w:pPr>
+        <w:spacing w:after="140" w:line="276"/>
+      </w:pPr>
+      <w:r>
+        <w:rPr>
+          <w:sz w:val="22"/>
+          <w:szCs w:val="22"/>
+        </w:rPr>
+        <w:t>Two observations come from running the pipeline over 24 additional clips that have no ground truth. The first is robustness: all 24 completed without failure, and the segmentation rate on footage the system has never seen matches the development set closely — 5.42 seconds per segment across the 24, against 5.25 across the five annotated clips at the same configuration, a difference of three per cent, with a standard deviation of 2.2 segments per clip. Since these clips have no answer key the comparison is descriptive rather than an accuracy measurement, but the consistency of the rate is evidence that the method does not behave erratically on unfamiliar material. The second observation is a criticism of the metric used throughout this report. Counting predicted segments against annotated steps on the five labelled clips, the selected global configuration produces 72 segments against 40 human steps, a factor of 1.80. The configuration that preceded it produced 51, a factor of 1.27, yet scored lower on boundary F1. Boundary F1 with tolerance matching rewards proposing more boundaries: each additional prediction is another opportunity to fall within tolerance of a reference, and the precision penalty does not fully offset that gain. Grid search maximising F1 therefore drifts toward over-segmentation, and the configuration this report presents as optimal cuts the video roughly twice as finely as a human annotator would. For the stated objective — locating step boundaries — that is the right trade, since a missed boundary cannot be recovered downstream while a spurious one can be merged. For any application where the segment count itself matters it is the wrong trade, and a metric penalising over-segmentation directly, or a fixed segment budget, would be the better selection criterion.</w:t>
+      </w:r>
+    </w:p>
+    <w:p>
+      <w:pPr>
         <w:spacing w:after="40" w:before="120"/>
         <w:jc w:val="center"/>
       </w:pPr>
@@ -6786,6 +6798,30 @@
           <w:szCs w:val="22"/>
         </w:rPr>
         <w:t xml:space="preserve">Zero-shot open-vocabulary detection could not reliably recognise small assembly parts in this close-up, hand-occluded footage; at a confidence floor of 0.01 the strongest score for any real part across sixty frames was 0.024. Larger components were occasionally detected (the CPU as “processor”, and “header” and “motherboard” on the cable clip) but not consistently. As recognition is out of scope this does not affect the segmentation goal, but it shows that reliable component labelling would require a detector trained on the project's own footage.</w:t>
+      </w:r>
+    </w:p>
+    <w:p>
+      <w:pPr>
+        <w:spacing w:after="140" w:line="276"/>
+      </w:pPr>
+      <w:r>
+        <w:rPr>
+          <w:sz w:val="22"/>
+          <w:szCs w:val="22"/>
+        </w:rPr>
+        <w:t>A stronger version of this result emerged from watching the annotated output rather than reading tables. The detector does not merely fail to recognise parts; it fires on essentially everything. Across all five clips it reports at least one component in 100 per cent of frames, averaging 3.5 to 4.0 detections per frame, on footage where often only a hand and a bare work surface are visible, and its visible-object set changes on 13 to 26 per cent of frames. Since the boundary logic consumes changes in the detected object set rather than the class names, that churn is a source of spurious transitions. Disabling the detector entirely (--detector none) and re-running all five clips at the same global configuration improves F1 on four of the five: cable connection from 0.118 to 0.400, RAM from 0.296 to 0.370, CPU placement from 0.571 to 0.632, and the held-out clip from 0.583 to 0.636, with only the cooling-fan clip degrading, from 0.923 to 0.833. The development mean rises from 0.477 to 0.559 and the clean-clip leave-one-out mean from 0.684 to 0.769, while the pipeline runs 4.2 times faster at 7.1 frames per second against 1.7. Every remaining boundary on the cooling-fan clip is still correct — precision stays at 1.000 — so the detector's contribution there is one additional true boundary bought at more than four times the runtime.</w:t>
+      </w:r>
+    </w:p>
+    <w:p>
+      <w:pPr>
+        <w:spacing w:after="140" w:line="276"/>
+      </w:pPr>
+      <w:r>
+        <w:rPr>
+          <w:sz w:val="22"/>
+          <w:szCs w:val="22"/>
+        </w:rPr>
+        <w:t>That evidence is strong but deliberately not acted on in the headline configuration, and the reason is worth stating. Examined across the full threshold and minimum-duration grid, the held-out clip averages 0.427 with the detector enabled and 0.392 with it disabled: removing the detector raises the ceiling, from 0.600 to 0.636, but lowers the average, because the remaining cues are more sensitive to the configuration. Consequently a configuration selected honestly on the development clips with the detector disabled — threshold 0.60, minimum duration 3.5 s — scores 0.614 on those clips but only 0.471 on the held-out one, worse than the 0.583 obtained with the detector enabled. With four development clips and one held-out clip the two protocols disagree, and there is not enough data to decide between them. Restructuring the reported system on a mixed result from five clips would repeat precisely the error documented in Section 7.1, where an apparent improvement turned out to be an artefact of the evaluation rather than a property of the method. The finding is therefore reported as an ablation: on the available evidence, object detection is the weakest of the five feature extractors, is a plausible candidate for removal, and removing it should be revisited once the dataset is large enough for the comparison to be conclusive. Taken together with the scene-change result of Section 6.5, two of the five extractors now have measured evidence against them, and the components carrying the signal are optical flow and hand tracking.</w:t>
       </w:r>
     </w:p>
     <w:p>
